--- a/templates/actual_location.docx
+++ b/templates/actual_location.docx
@@ -75,7 +75,25 @@
           <w:sz w:val="24"/>
           <w:szCs w:val="24"/>
         </w:rPr>
-        <w:t>-oOo-</w:t>
+        <w:t>-</w:t>
+      </w:r>
+      <w:proofErr w:type="spellStart"/>
+      <w:r>
+        <w:rPr>
+          <w:rFonts w:ascii="Arial" w:hAnsi="Arial" w:cs="Arial"/>
+          <w:sz w:val="24"/>
+          <w:szCs w:val="24"/>
+        </w:rPr>
+        <w:t>oOo</w:t>
+      </w:r>
+      <w:proofErr w:type="spellEnd"/>
+      <w:r>
+        <w:rPr>
+          <w:rFonts w:ascii="Arial" w:hAnsi="Arial" w:cs="Arial"/>
+          <w:sz w:val="24"/>
+          <w:szCs w:val="24"/>
+        </w:rPr>
+        <w:t>-</w:t>
       </w:r>
     </w:p>
     <w:p>
@@ -142,7 +160,7 @@
           </mc:Choice>
           <mc:Fallback>
             <w:pict>
-              <v:line w14:anchorId="5CF95A31" id="Straight Connector 122" o:spid="_x0000_s1026" style="position:absolute;z-index:251852800;visibility:visible;mso-wrap-style:square;mso-wrap-distance-left:9pt;mso-wrap-distance-top:0;mso-wrap-distance-right:9pt;mso-wrap-distance-bottom:0;mso-position-horizontal:absolute;mso-position-horizontal-relative:text;mso-position-vertical:absolute;mso-position-vertical-relative:text" from="1pt,31.1pt" to="470pt,31.1pt" o:gfxdata="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" strokecolor="windowText" strokeweight="1pt"/>
+              <v:line w14:anchorId="7FFFD525" id="Straight Connector 122" o:spid="_x0000_s1026" style="position:absolute;z-index:251852800;visibility:visible;mso-wrap-style:square;mso-wrap-distance-left:9pt;mso-wrap-distance-top:0;mso-wrap-distance-right:9pt;mso-wrap-distance-bottom:0;mso-position-horizontal:absolute;mso-position-horizontal-relative:text;mso-position-vertical:absolute;mso-position-vertical-relative:text" from="1pt,31.1pt" to="470pt,31.1pt" o:gfxdata="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" strokecolor="windowText" strokeweight="1pt"/>
             </w:pict>
           </mc:Fallback>
         </mc:AlternateContent>
@@ -228,24 +246,12 @@
         <w:rPr>
           <w:rFonts w:ascii="Arial" w:hAnsi="Arial" w:cs="Arial"/>
         </w:rPr>
-        <w:t>__</w:t>
-      </w:r>
-      <w:r>
-        <w:rPr>
-          <w:rFonts w:ascii="Arial" w:hAnsi="Arial" w:cs="Arial"/>
-        </w:rPr>
         <w:t>${area}</w:t>
       </w:r>
       <w:r>
         <w:rPr>
           <w:rFonts w:ascii="Arial" w:hAnsi="Arial" w:cs="Arial"/>
         </w:rPr>
-        <w:t>____</w:t>
-      </w:r>
-      <w:r>
-        <w:rPr>
-          <w:rFonts w:ascii="Arial" w:hAnsi="Arial" w:cs="Arial"/>
-        </w:rPr>
         <w:t xml:space="preserve"> </w:t>
       </w:r>
       <w:r>
@@ -265,19 +271,21 @@
         <w:rPr>
           <w:rFonts w:ascii="Arial" w:hAnsi="Arial" w:cs="Arial"/>
         </w:rPr>
-        <w:t>____</w:t>
-      </w:r>
-      <w:r>
-        <w:rPr>
-          <w:rFonts w:ascii="Arial" w:hAnsi="Arial" w:cs="Arial"/>
-        </w:rPr>
-        <w:t>${declared_owner}</w:t>
-      </w:r>
-      <w:r>
-        <w:rPr>
-          <w:rFonts w:ascii="Arial" w:hAnsi="Arial" w:cs="Arial"/>
-        </w:rPr>
-        <w:t>__</w:t>
+        <w:t>${</w:t>
+      </w:r>
+      <w:proofErr w:type="spellStart"/>
+      <w:r>
+        <w:rPr>
+          <w:rFonts w:ascii="Arial" w:hAnsi="Arial" w:cs="Arial"/>
+        </w:rPr>
+        <w:t>declared_owner</w:t>
+      </w:r>
+      <w:proofErr w:type="spellEnd"/>
+      <w:r>
+        <w:rPr>
+          <w:rFonts w:ascii="Arial" w:hAnsi="Arial" w:cs="Arial"/>
+        </w:rPr>
+        <w:t>}</w:t>
       </w:r>
       <w:r>
         <w:rPr>
@@ -305,40 +313,62 @@
           <w:rFonts w:ascii="Arial" w:hAnsi="Arial" w:cs="Arial"/>
           <w:bCs/>
         </w:rPr>
-        <w:t>___</w:t>
+        <w:t>$</w:t>
       </w:r>
       <w:r>
         <w:rPr>
           <w:rFonts w:ascii="Arial" w:hAnsi="Arial" w:cs="Arial"/>
           <w:bCs/>
         </w:rPr>
-        <w:t>$</w:t>
-      </w:r>
+        <w:t>{</w:t>
+      </w:r>
+      <w:proofErr w:type="spellStart"/>
       <w:r>
         <w:rPr>
           <w:rFonts w:ascii="Arial" w:hAnsi="Arial" w:cs="Arial"/>
           <w:bCs/>
         </w:rPr>
-        <w:t>{</w:t>
-      </w:r>
+        <w:t>arp_no</w:t>
+      </w:r>
+      <w:proofErr w:type="spellEnd"/>
       <w:r>
         <w:rPr>
           <w:rFonts w:ascii="Arial" w:hAnsi="Arial" w:cs="Arial"/>
           <w:bCs/>
         </w:rPr>
-        <w:t>arp_no}</w:t>
+        <w:t>}</w:t>
+      </w:r>
+      <w:r>
+        <w:rPr>
+          <w:rFonts w:ascii="Arial" w:hAnsi="Arial" w:cs="Arial"/>
+          <w:b/>
+        </w:rPr>
+        <w:t xml:space="preserve"> </w:t>
+      </w:r>
+      <w:r>
+        <w:rPr>
+          <w:rFonts w:ascii="Arial" w:hAnsi="Arial" w:cs="Arial"/>
+        </w:rPr>
+        <w:t xml:space="preserve">covering </w:t>
+      </w:r>
+      <w:r>
+        <w:rPr>
+          <w:rFonts w:ascii="Arial" w:hAnsi="Arial" w:cs="Arial"/>
+          <w:b/>
+        </w:rPr>
+        <w:t xml:space="preserve">Lot </w:t>
       </w:r>
       <w:r>
         <w:rPr>
           <w:rFonts w:ascii="Arial" w:hAnsi="Arial" w:cs="Arial"/>
           <w:bCs/>
         </w:rPr>
-        <w:t>____</w:t>
-      </w:r>
-      <w:r>
-        <w:rPr>
-          <w:rFonts w:ascii="Arial" w:hAnsi="Arial" w:cs="Arial"/>
-          <w:b/>
+        <w:t>${lot}</w:t>
+      </w:r>
+      <w:r>
+        <w:rPr>
+          <w:rFonts w:ascii="Arial" w:hAnsi="Arial" w:cs="Arial"/>
+          <w:bCs/>
         </w:rPr>
         <w:t xml:space="preserve"> </w:t>
       </w:r>
@@ -346,89 +376,50 @@
         <w:rPr>
           <w:rFonts w:ascii="Arial" w:hAnsi="Arial" w:cs="Arial"/>
         </w:rPr>
-        <w:t xml:space="preserve">covering </w:t>
-      </w:r>
-      <w:r>
-        <w:rPr>
-          <w:rFonts w:ascii="Arial" w:hAnsi="Arial" w:cs="Arial"/>
-          <w:b/>
-        </w:rPr>
-        <w:t xml:space="preserve">Lot </w:t>
+        <w:t xml:space="preserve"> of the Original Certificate of </w:t>
       </w:r>
       <w:r>
         <w:rPr>
           <w:rFonts w:ascii="Arial" w:hAnsi="Arial" w:cs="Arial"/>
           <w:bCs/>
         </w:rPr>
-        <w:t>___</w:t>
+        <w:t xml:space="preserve"> </w:t>
       </w:r>
       <w:r>
         <w:rPr>
           <w:rFonts w:ascii="Arial" w:hAnsi="Arial" w:cs="Arial"/>
           <w:bCs/>
         </w:rPr>
-        <w:t>${lot}</w:t>
+        <w:t>${title}</w:t>
+      </w:r>
+      <w:r>
+        <w:rPr>
+          <w:rFonts w:ascii="Arial" w:hAnsi="Arial" w:cs="Arial"/>
+        </w:rPr>
+        <w:t xml:space="preserve"> which is  located in the </w:t>
       </w:r>
       <w:r>
         <w:rPr>
           <w:rFonts w:ascii="Arial" w:hAnsi="Arial" w:cs="Arial"/>
           <w:bCs/>
         </w:rPr>
-        <w:t>____</w:t>
-      </w:r>
-      <w:r>
-        <w:rPr>
-          <w:rFonts w:ascii="Arial" w:hAnsi="Arial" w:cs="Arial"/>
-        </w:rPr>
-        <w:t xml:space="preserve"> of the Original Certificate of </w:t>
-      </w:r>
+        <w:t>${</w:t>
+      </w:r>
+      <w:proofErr w:type="spellStart"/>
       <w:r>
         <w:rPr>
           <w:rFonts w:ascii="Arial" w:hAnsi="Arial" w:cs="Arial"/>
           <w:bCs/>
         </w:rPr>
-        <w:t>__</w:t>
-      </w:r>
+        <w:t>property_location</w:t>
+      </w:r>
+      <w:proofErr w:type="spellEnd"/>
       <w:r>
         <w:rPr>
           <w:rFonts w:ascii="Arial" w:hAnsi="Arial" w:cs="Arial"/>
           <w:bCs/>
         </w:rPr>
-        <w:t>${title}</w:t>
-      </w:r>
-      <w:r>
-        <w:rPr>
-          <w:rFonts w:ascii="Arial" w:hAnsi="Arial" w:cs="Arial"/>
-          <w:bCs/>
-        </w:rPr>
-        <w:t>___</w:t>
-      </w:r>
-      <w:r>
-        <w:rPr>
-          <w:rFonts w:ascii="Arial" w:hAnsi="Arial" w:cs="Arial"/>
-        </w:rPr>
-        <w:t xml:space="preserve"> which is  located in the </w:t>
-      </w:r>
-      <w:r>
-        <w:rPr>
-          <w:rFonts w:ascii="Arial" w:hAnsi="Arial" w:cs="Arial"/>
-          <w:bCs/>
-        </w:rPr>
-        <w:t>_</w:t>
-      </w:r>
-      <w:r>
-        <w:rPr>
-          <w:rFonts w:ascii="Arial" w:hAnsi="Arial" w:cs="Arial"/>
-          <w:bCs/>
-        </w:rPr>
-        <w:t>${property_location}</w:t>
-      </w:r>
-      <w:r>
-        <w:rPr>
-          <w:rFonts w:ascii="Arial" w:hAnsi="Arial" w:cs="Arial"/>
-          <w:bCs/>
-        </w:rPr>
-        <w:t>___</w:t>
+        <w:t>}</w:t>
       </w:r>
       <w:r>
         <w:rPr>
@@ -474,8 +465,27 @@
           <w:szCs w:val="24"/>
         </w:rPr>
         <w:tab/>
-        <w:t xml:space="preserve">THIS CERTIFICATION is issued upon the request of </w:t>
-      </w:r>
+        <w:t xml:space="preserve">THIS CERTIFICATION is issued </w:t>
+      </w:r>
+      <w:proofErr w:type="gramStart"/>
+      <w:r>
+        <w:rPr>
+          <w:rFonts w:ascii="Arial" w:hAnsi="Arial" w:cs="Arial"/>
+          <w:sz w:val="24"/>
+          <w:szCs w:val="24"/>
+        </w:rPr>
+        <w:t>upon</w:t>
+      </w:r>
+      <w:proofErr w:type="gramEnd"/>
+      <w:r>
+        <w:rPr>
+          <w:rFonts w:ascii="Arial" w:hAnsi="Arial" w:cs="Arial"/>
+          <w:sz w:val="24"/>
+          <w:szCs w:val="24"/>
+        </w:rPr>
+        <w:t xml:space="preserve"> the request of </w:t>
+      </w:r>
+      <w:proofErr w:type="spellStart"/>
       <w:r>
         <w:rPr>
           <w:rFonts w:ascii="Arial" w:hAnsi="Arial" w:cs="Arial"/>
@@ -485,18 +495,10 @@
         </w:rPr>
         <w:t>Ms</w:t>
       </w:r>
-      <w:r>
-        <w:rPr>
-          <w:rFonts w:ascii="Arial" w:hAnsi="Arial" w:cs="Arial"/>
-          <w:sz w:val="24"/>
-          <w:szCs w:val="24"/>
-        </w:rPr>
-        <w:t>_________________</w:t>
-      </w:r>
-      <w:r>
-        <w:rPr>
-          <w:rFonts w:ascii="Arial" w:hAnsi="Arial" w:cs="Arial"/>
-          <w:b/>
+      <w:proofErr w:type="spellEnd"/>
+      <w:r>
+        <w:rPr>
+          <w:rFonts w:ascii="Arial" w:hAnsi="Arial" w:cs="Arial"/>
           <w:sz w:val="24"/>
           <w:szCs w:val="24"/>
         </w:rPr>
@@ -508,7 +510,7 @@
           <w:sz w:val="24"/>
           <w:szCs w:val="24"/>
         </w:rPr>
-        <w:t xml:space="preserve"> for whatever valid and legal purpose it may serve.</w:t>
+        <w:t>for whatever valid and legal purpose it may serve.</w:t>
       </w:r>
     </w:p>
     <w:p>
@@ -614,8 +616,17 @@
           <w:rFonts w:ascii="Arial" w:hAnsi="Arial" w:cs="Arial"/>
           <w:b/>
         </w:rPr>
-        <w:t>ATTY. MICHELLE MARTIN-MARCOS, REA,REB</w:t>
-      </w:r>
+        <w:t xml:space="preserve">ATTY. MICHELLE MARTIN-MARCOS, </w:t>
+      </w:r>
+      <w:proofErr w:type="gramStart"/>
+      <w:r>
+        <w:rPr>
+          <w:rFonts w:ascii="Arial" w:hAnsi="Arial" w:cs="Arial"/>
+          <w:b/>
+        </w:rPr>
+        <w:t>REA,REB</w:t>
+      </w:r>
+      <w:proofErr w:type="gramEnd"/>
       <w:r>
         <w:rPr>
           <w:rFonts w:ascii="Arial" w:hAnsi="Arial" w:cs="Arial"/>
@@ -2647,6 +2658,10 @@
 </file>
 
 <file path=customXml/item1.xml><?xml version="1.0" encoding="utf-8"?>
+<b:Sources xmlns:b="http://schemas.openxmlformats.org/officeDocument/2006/bibliography" xmlns="http://schemas.openxmlformats.org/officeDocument/2006/bibliography" SelectedStyle="\APA.XSL" StyleName="APA"/>
+</file>
+
+<file path=customXml/item2.xml><?xml version="1.0" encoding="utf-8"?>
 <s:customData xmlns="http://www.wps.cn/officeDocument/2013/wpsCustomData" xmlns:s="http://www.wps.cn/officeDocument/2013/wpsCustomData">
   <customSectProps>
     <customSectPr/>
@@ -2660,22 +2675,18 @@
 </s:customData>
 </file>
 
-<file path=customXml/item2.xml><?xml version="1.0" encoding="utf-8"?>
-<b:Sources xmlns:b="http://schemas.openxmlformats.org/officeDocument/2006/bibliography" xmlns="http://schemas.openxmlformats.org/officeDocument/2006/bibliography" SelectedStyle="\APA.XSL" StyleName="APA"/>
+<file path=customXml/itemProps1.xml><?xml version="1.0" encoding="utf-8"?>
+<ds:datastoreItem xmlns:ds="http://schemas.openxmlformats.org/officeDocument/2006/customXml" ds:itemID="{F7A7C038-724B-4F4F-97D6-14AB579797E0}">
+  <ds:schemaRefs>
+    <ds:schemaRef ds:uri="http://schemas.openxmlformats.org/officeDocument/2006/bibliography"/>
+  </ds:schemaRefs>
+</ds:datastoreItem>
 </file>
 
-<file path=customXml/itemProps1.xml><?xml version="1.0" encoding="utf-8"?>
+<file path=customXml/itemProps2.xml><?xml version="1.0" encoding="utf-8"?>
 <ds:datastoreItem xmlns:ds="http://schemas.openxmlformats.org/officeDocument/2006/customXml" ds:itemID="{B1977F7D-205B-4081-913C-38D41E755F92}">
   <ds:schemaRefs>
     <ds:schemaRef ds:uri="http://www.wps.cn/officeDocument/2013/wpsCustomData"/>
   </ds:schemaRefs>
 </ds:datastoreItem>
-</file>
-
-<file path=customXml/itemProps2.xml><?xml version="1.0" encoding="utf-8"?>
-<ds:datastoreItem xmlns:ds="http://schemas.openxmlformats.org/officeDocument/2006/customXml" ds:itemID="{F7A7C038-724B-4F4F-97D6-14AB579797E0}">
-  <ds:schemaRefs>
-    <ds:schemaRef ds:uri="http://schemas.openxmlformats.org/officeDocument/2006/bibliography"/>
-  </ds:schemaRefs>
-</ds:datastoreItem>
 </file>
--- a/templates/actual_location.docx
+++ b/templates/actual_location.docx
@@ -160,7 +160,7 @@
           </mc:Choice>
           <mc:Fallback>
             <w:pict>
-              <v:line w14:anchorId="7FFFD525" id="Straight Connector 122" o:spid="_x0000_s1026" style="position:absolute;z-index:251852800;visibility:visible;mso-wrap-style:square;mso-wrap-distance-left:9pt;mso-wrap-distance-top:0;mso-wrap-distance-right:9pt;mso-wrap-distance-bottom:0;mso-position-horizontal:absolute;mso-position-horizontal-relative:text;mso-position-vertical:absolute;mso-position-vertical-relative:text" from="1pt,31.1pt" to="470pt,31.1pt" o:gfxdata="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" strokecolor="windowText" strokeweight="1pt"/>
+              <v:line w14:anchorId="44243DEF" id="Straight Connector 122" o:spid="_x0000_s1026" style="position:absolute;z-index:251852800;visibility:visible;mso-wrap-style:square;mso-wrap-distance-left:9pt;mso-wrap-distance-top:0;mso-wrap-distance-right:9pt;mso-wrap-distance-bottom:0;mso-position-horizontal:absolute;mso-position-horizontal-relative:text;mso-position-vertical:absolute;mso-position-vertical-relative:text" from="1pt,31.1pt" to="470pt,31.1pt" o:gfxdata="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" strokecolor="windowText" strokeweight="1pt"/>
             </w:pict>
           </mc:Fallback>
         </mc:AlternateContent>
@@ -465,25 +465,7 @@
           <w:szCs w:val="24"/>
         </w:rPr>
         <w:tab/>
-        <w:t xml:space="preserve">THIS CERTIFICATION is issued </w:t>
-      </w:r>
-      <w:proofErr w:type="gramStart"/>
-      <w:r>
-        <w:rPr>
-          <w:rFonts w:ascii="Arial" w:hAnsi="Arial" w:cs="Arial"/>
-          <w:sz w:val="24"/>
-          <w:szCs w:val="24"/>
-        </w:rPr>
-        <w:t>upon</w:t>
-      </w:r>
-      <w:proofErr w:type="gramEnd"/>
-      <w:r>
-        <w:rPr>
-          <w:rFonts w:ascii="Arial" w:hAnsi="Arial" w:cs="Arial"/>
-          <w:sz w:val="24"/>
-          <w:szCs w:val="24"/>
-        </w:rPr>
-        <w:t xml:space="preserve"> the request of </w:t>
+        <w:t xml:space="preserve">THIS CERTIFICATION is issued upon the request of </w:t>
       </w:r>
       <w:proofErr w:type="spellStart"/>
       <w:r>
@@ -534,31 +516,7 @@
         <w:rPr>
           <w:rFonts w:ascii="Arial" w:hAnsi="Arial" w:cs="Arial"/>
         </w:rPr>
-        <w:t xml:space="preserve">Issued this </w:t>
-      </w:r>
-      <w:r>
-        <w:rPr>
-          <w:rFonts w:ascii="Arial" w:hAnsi="Arial" w:cs="Arial"/>
-        </w:rPr>
-        <w:t>____</w:t>
-      </w:r>
-      <w:r>
-        <w:rPr>
-          <w:rFonts w:ascii="Arial" w:hAnsi="Arial" w:cs="Arial"/>
-        </w:rPr>
-        <w:t xml:space="preserve"> day of </w:t>
-      </w:r>
-      <w:r>
-        <w:rPr>
-          <w:rFonts w:ascii="Arial" w:hAnsi="Arial" w:cs="Arial"/>
-        </w:rPr>
-        <w:t>__________</w:t>
-      </w:r>
-      <w:r>
-        <w:rPr>
-          <w:rFonts w:ascii="Arial" w:hAnsi="Arial" w:cs="Arial"/>
-        </w:rPr>
-        <w:t xml:space="preserve"> at San Leonardo, Aglipay, Quirino.</w:t>
+        <w:t>Issued this  day of  at San Leonardo, Aglipay, Quirino.</w:t>
       </w:r>
     </w:p>
     <w:p>
@@ -616,17 +574,8 @@
           <w:rFonts w:ascii="Arial" w:hAnsi="Arial" w:cs="Arial"/>
           <w:b/>
         </w:rPr>
-        <w:t xml:space="preserve">ATTY. MICHELLE MARTIN-MARCOS, </w:t>
-      </w:r>
-      <w:proofErr w:type="gramStart"/>
-      <w:r>
-        <w:rPr>
-          <w:rFonts w:ascii="Arial" w:hAnsi="Arial" w:cs="Arial"/>
-          <w:b/>
-        </w:rPr>
-        <w:t>REA,REB</w:t>
-      </w:r>
-      <w:proofErr w:type="gramEnd"/>
+        <w:t>ATTY. MICHELLE MARTIN-MARCOS, REA,REB</w:t>
+      </w:r>
       <w:r>
         <w:rPr>
           <w:rFonts w:ascii="Arial" w:hAnsi="Arial" w:cs="Arial"/>
@@ -2658,10 +2607,6 @@
 </file>
 
 <file path=customXml/item1.xml><?xml version="1.0" encoding="utf-8"?>
-<b:Sources xmlns:b="http://schemas.openxmlformats.org/officeDocument/2006/bibliography" xmlns="http://schemas.openxmlformats.org/officeDocument/2006/bibliography" SelectedStyle="\APA.XSL" StyleName="APA"/>
-</file>
-
-<file path=customXml/item2.xml><?xml version="1.0" encoding="utf-8"?>
 <s:customData xmlns="http://www.wps.cn/officeDocument/2013/wpsCustomData" xmlns:s="http://www.wps.cn/officeDocument/2013/wpsCustomData">
   <customSectProps>
     <customSectPr/>
@@ -2675,18 +2620,22 @@
 </s:customData>
 </file>
 
+<file path=customXml/item2.xml><?xml version="1.0" encoding="utf-8"?>
+<b:Sources xmlns:b="http://schemas.openxmlformats.org/officeDocument/2006/bibliography" xmlns="http://schemas.openxmlformats.org/officeDocument/2006/bibliography" SelectedStyle="\APA.XSL" StyleName="APA"/>
+</file>
+
 <file path=customXml/itemProps1.xml><?xml version="1.0" encoding="utf-8"?>
+<ds:datastoreItem xmlns:ds="http://schemas.openxmlformats.org/officeDocument/2006/customXml" ds:itemID="{B1977F7D-205B-4081-913C-38D41E755F92}">
+  <ds:schemaRefs>
+    <ds:schemaRef ds:uri="http://www.wps.cn/officeDocument/2013/wpsCustomData"/>
+  </ds:schemaRefs>
+</ds:datastoreItem>
+</file>
+
+<file path=customXml/itemProps2.xml><?xml version="1.0" encoding="utf-8"?>
 <ds:datastoreItem xmlns:ds="http://schemas.openxmlformats.org/officeDocument/2006/customXml" ds:itemID="{F7A7C038-724B-4F4F-97D6-14AB579797E0}">
   <ds:schemaRefs>
     <ds:schemaRef ds:uri="http://schemas.openxmlformats.org/officeDocument/2006/bibliography"/>
   </ds:schemaRefs>
 </ds:datastoreItem>
-</file>
-
-<file path=customXml/itemProps2.xml><?xml version="1.0" encoding="utf-8"?>
-<ds:datastoreItem xmlns:ds="http://schemas.openxmlformats.org/officeDocument/2006/customXml" ds:itemID="{B1977F7D-205B-4081-913C-38D41E755F92}">
-  <ds:schemaRefs>
-    <ds:schemaRef ds:uri="http://www.wps.cn/officeDocument/2013/wpsCustomData"/>
-  </ds:schemaRefs>
-</ds:datastoreItem>
 </file>